--- a/Prereqs_doc.docx
+++ b/Prereqs_doc.docx
@@ -7,6 +7,7 @@
         <w:pageBreakBefore w:val="0"/>
         <w:rPr>
           <w:b w:val="1"/>
+          <w:bCs w:val="1"/>
           <w:sz w:val="28"/>
           <w:szCs w:val="28"/>
         </w:rPr>
@@ -14,6 +15,7 @@
       <w:r>
         <w:rPr>
           <w:b w:val="1"/>
+          <w:bCs w:val="1"/>
           <w:sz w:val="28"/>
           <w:szCs w:val="28"/>
           <w:rtl w:val="0"/>
@@ -26,6 +28,7 @@
         <w:pageBreakBefore w:val="0"/>
         <w:rPr>
           <w:b w:val="1"/>
+          <w:bCs w:val="1"/>
           <w:sz w:val="28"/>
           <w:szCs w:val="28"/>
         </w:rPr>
@@ -214,7 +217,7 @@
                 <w:szCs w:val="20"/>
                 <w:rtl w:val="0"/>
               </w:rPr>
-              <w:t xml:space="preserve">choco install virtualbox --version=7.1.4 -y</w:t>
+              <w:t xml:space="preserve">choco install virtualbox --version=7.2.6 -y</w:t>
             </w:r>
           </w:p>
         </w:tc>
@@ -256,7 +259,7 @@
                 <w:szCs w:val="20"/>
                 <w:rtl w:val="0"/>
               </w:rPr>
-              <w:t xml:space="preserve">choco install vagrant --version=2.4.3 -y</w:t>
+              <w:t xml:space="preserve">choco install vagrant --version=2.4.9 -y</w:t>
             </w:r>
           </w:p>
         </w:tc>
@@ -591,6 +594,7 @@
         <w:pageBreakBefore w:val="0"/>
         <w:rPr>
           <w:b w:val="1"/>
+          <w:bCs w:val="1"/>
           <w:sz w:val="28"/>
           <w:szCs w:val="28"/>
         </w:rPr>
@@ -598,6 +602,7 @@
       <w:r>
         <w:rPr>
           <w:b w:val="1"/>
+          <w:bCs w:val="1"/>
           <w:sz w:val="28"/>
           <w:szCs w:val="28"/>
           <w:rtl w:val="0"/>
@@ -776,11 +781,6 @@
         </w:rPr>
         <w:t xml:space="preserve">Open Terminal</w:t>
       </w:r>
-      <w:r>
-        <w:rPr>
-          <w:rtl w:val="0"/>
-        </w:rPr>
-      </w:r>
     </w:p>
     <w:p>
       <w:pPr>
@@ -801,11 +801,6 @@
         </w:rPr>
         <w:t xml:space="preserve">echo -k &gt; ~/.curlrc</w:t>
       </w:r>
-      <w:r>
-        <w:rPr>
-          <w:rtl w:val="0"/>
-        </w:rPr>
-      </w:r>
     </w:p>
     <w:p>
       <w:pPr>
@@ -825,11 +820,6 @@
           <w:rtl w:val="0"/>
         </w:rPr>
         <w:t xml:space="preserve">cat ~/.curlrc</w:t>
-      </w:r>
-      <w:r>
-        <w:rPr>
-          <w:rtl w:val="0"/>
-        </w:rPr>
       </w:r>
     </w:p>
     <w:p>
@@ -1736,11 +1726,19 @@
       </w:pPr>
     </w:pPrDefault>
   </w:docDefaults>
+  <w:style w:type="table" w:styleId="TableNormal" w:default="1">
+    <w:name w:val="TableNormal"/>
+    <w:tblPr>
+      <w:tblCellMar>
+        <w:top w:w="100.0" w:type="dxa"/>
+        <w:left w:w="100.0" w:type="dxa"/>
+        <w:bottom w:w="100.0" w:type="dxa"/>
+        <w:right w:w="100.0" w:type="dxa"/>
+      </w:tblCellMar>
+    </w:tblPr>
+  </w:style>
   <w:style w:type="paragraph" w:styleId="Normal" w:default="1">
     <w:name w:val="normal"/>
-  </w:style>
-  <w:style w:type="table" w:styleId="TableNormal" w:default="1">
-    <w:name w:val="Table Normal"/>
   </w:style>
   <w:style w:type="paragraph" w:styleId="Heading1">
     <w:name w:val="heading 1"/>
@@ -1769,6 +1767,7 @@
     </w:pPr>
     <w:rPr>
       <w:b w:val="0"/>
+      <w:bCs w:val="0"/>
       <w:sz w:val="32"/>
       <w:szCs w:val="32"/>
     </w:rPr>
@@ -1785,6 +1784,7 @@
     </w:pPr>
     <w:rPr>
       <w:b w:val="0"/>
+      <w:bCs w:val="0"/>
       <w:color w:val="434343"/>
       <w:sz w:val="28"/>
       <w:szCs w:val="28"/>
@@ -1834,6 +1834,7 @@
     </w:pPr>
     <w:rPr>
       <w:i w:val="1"/>
+      <w:iCs w:val="1"/>
       <w:color w:val="666666"/>
       <w:sz w:val="22"/>
       <w:szCs w:val="22"/>
@@ -1867,6 +1868,7 @@
     <w:rPr>
       <w:rFonts w:ascii="Arial" w:cs="Arial" w:eastAsia="Arial" w:hAnsi="Arial"/>
       <w:i w:val="0"/>
+      <w:iCs w:val="0"/>
       <w:color w:val="666666"/>
       <w:sz w:val="30"/>
       <w:szCs w:val="30"/>
